--- a/DOC/10-6_病人同意書_填.docx
+++ b/DOC/10-6_病人同意書_填.docx
@@ -124,7 +124,7 @@
                 <w:bCs/>
                 <w:sz w:val="28"/>
               </w:rPr>
-              <w:t>CGH-</w:t>
+              <w:t>CGH-P115074</w:t>
             </w:r>
           </w:p>
           <w:p>
@@ -150,7 +150,7 @@
                 <w:rFonts w:ascii="標楷體" w:eastAsia="標楷體" w:hint="eastAsia"/>
                 <w:sz w:val="28"/>
               </w:rPr>
-              <w:t>骨盆底巨大硬皮囊腫模擬直腸黏膜下惡性腫瘤：病例報告</w:t>
+              <w:t>骨盆底巨大硬皮囊腫擬似直腸惡性腫瘤：病例報告</w:t>
             </w:r>
           </w:p>
           <w:p>
@@ -223,14 +223,14 @@
                 <w:rFonts w:ascii="標楷體" w:eastAsia="標楷體" w:hint="eastAsia"/>
                 <w:sz w:val="28"/>
               </w:rPr>
-              <w:t xml:space="preserve">    電話：</w:t>
-            </w:r>
-            <w:r>
-              <w:rPr>
-                <w:rFonts w:ascii="標楷體" w:eastAsia="標楷體" w:hint="eastAsia"/>
-                <w:sz w:val="28"/>
-              </w:rPr>
-              <w:t>61132</w:t>
+              <w:t xml:space="preserve">   電話：</w:t>
+            </w:r>
+            <w:r>
+              <w:rPr>
+                <w:rFonts w:ascii="標楷體" w:eastAsia="標楷體"/>
+                <w:sz w:val="28"/>
+              </w:rPr>
+              <w:t>0983701132</w:t>
             </w:r>
           </w:p>
           <w:p>
@@ -246,17 +246,46 @@
             </w:pPr>
             <w:r>
               <w:rPr>
+                <w:rFonts w:ascii="標楷體" w:eastAsia="標楷體"/>
+                <w:sz w:val="28"/>
+              </w:rPr>
+              <w:t xml:space="preserve">計劃主持人姓名：陳紹寬 </w:t>
+            </w:r>
+            <w:r>
+              <w:rPr>
                 <w:rFonts w:ascii="標楷體" w:eastAsia="標楷體" w:hint="eastAsia"/>
                 <w:sz w:val="28"/>
               </w:rPr>
-              <w:t>通訊地址：</w:t>
+              <w:t xml:space="preserve">      </w:t>
+            </w:r>
+            <w:r>
+              <w:rPr>
+                <w:rFonts w:ascii="標楷體" w:eastAsia="標楷體"/>
+                <w:sz w:val="28"/>
+              </w:rPr>
+              <w:t xml:space="preserve">職稱： </w:t>
             </w:r>
             <w:r>
               <w:rPr>
                 <w:rFonts w:ascii="標楷體" w:eastAsia="標楷體" w:hint="eastAsia"/>
                 <w:sz w:val="28"/>
               </w:rPr>
-              <w:t>新北市汐止區建成路59巷2號</w:t>
+              <w:t xml:space="preserve">  </w:t>
+            </w:r>
+            <w:r>
+              <w:rPr>
+                <w:rFonts w:ascii="標楷體" w:eastAsia="標楷體"/>
+                <w:sz w:val="28"/>
+              </w:rPr>
+              <w:t>主任級醫師 電話：0983701486</w:t>
+            </w:r>
+            <w:r>
+              <w:rPr>
+                <w:rFonts w:ascii="標楷體" w:eastAsia="標楷體" w:hint="eastAsia"/>
+                <w:sz w:val="28"/>
+              </w:rPr>
+              <w:br/>
+              <w:t>通訊地址：新北市汐止區建成路59巷2號</w:t>
             </w:r>
           </w:p>
           <w:p>
@@ -281,24 +310,38 @@
             </w:r>
             <w:r>
               <w:rPr>
+                <w:rFonts w:ascii="標楷體" w:eastAsia="標楷體"/>
+                <w:sz w:val="28"/>
+              </w:rPr>
+              <w:t xml:space="preserve">0983701132        </w:t>
+            </w:r>
+            <w:r>
+              <w:rPr>
+                <w:rFonts w:eastAsia="標楷體" w:hint="eastAsia"/>
+                <w:sz w:val="28"/>
+              </w:rPr>
+              <w:t>緊急連絡人電話</w:t>
+            </w:r>
+            <w:r>
+              <w:rPr>
+                <w:rFonts w:eastAsia="標楷體" w:hint="eastAsia"/>
+                <w:sz w:val="28"/>
+              </w:rPr>
+              <w:t xml:space="preserve">: </w:t>
+            </w:r>
+            <w:r>
+              <w:rPr>
+                <w:rFonts w:ascii="標楷體" w:eastAsia="標楷體"/>
+                <w:sz w:val="28"/>
+              </w:rPr>
+              <w:t>0983702875</w:t>
+            </w:r>
+            <w:r>
+              <w:rPr>
                 <w:rFonts w:ascii="標楷體" w:eastAsia="標楷體" w:hint="eastAsia"/>
                 <w:sz w:val="28"/>
               </w:rPr>
-              <w:t xml:space="preserve">61132      </w:t>
-            </w:r>
-            <w:r>
-              <w:rPr>
-                <w:rFonts w:eastAsia="標楷體" w:hint="eastAsia"/>
-                <w:sz w:val="28"/>
-              </w:rPr>
-              <w:t>緊急連絡人電話</w:t>
-            </w:r>
-            <w:r>
-              <w:rPr>
-                <w:rFonts w:eastAsia="標楷體" w:hint="eastAsia"/>
-                <w:sz w:val="28"/>
-              </w:rPr>
-              <w:t xml:space="preserve">: </w:t>
+              <w:t xml:space="preserve">     </w:t>
             </w:r>
           </w:p>
         </w:tc>
@@ -323,30 +366,32 @@
               <w:ind w:leftChars="75" w:left="180"/>
               <w:jc w:val="both"/>
               <w:rPr>
+                <w:rFonts w:ascii="標楷體" w:eastAsia="標楷體"/>
+                <w:sz w:val="28"/>
+              </w:rPr>
+            </w:pPr>
+            <w:r>
+              <w:rPr>
                 <w:rFonts w:ascii="標楷體" w:eastAsia="標楷體" w:hint="eastAsia"/>
                 <w:sz w:val="28"/>
               </w:rPr>
-            </w:pPr>
+              <w:t>受試者姓名：陳文瑞</w:t>
+            </w:r>
             <w:r>
               <w:rPr>
                 <w:rFonts w:ascii="標楷體" w:eastAsia="標楷體" w:hint="eastAsia"/>
                 <w:sz w:val="28"/>
               </w:rPr>
-              <w:t>受試者姓名：</w:t>
+              <w:br/>
+              <w:t>性別：男　　出生日期：053/10/20　　病歷號碼：0700369959</w:t>
             </w:r>
             <w:r>
               <w:rPr>
                 <w:rFonts w:ascii="標楷體" w:eastAsia="標楷體" w:hint="eastAsia"/>
                 <w:sz w:val="28"/>
               </w:rPr>
-              <w:t xml:space="preserve">  </w:t>
-            </w:r>
-            <w:r>
-              <w:rPr>
-                <w:rFonts w:ascii="標楷體" w:eastAsia="標楷體"/>
-                <w:sz w:val="28"/>
-              </w:rPr>
-              <w:t>陳文瑞</w:t>
+              <w:br/>
+              <w:t>通信地址：新北市汐止區茄苳路303號7樓</w:t>
             </w:r>
             <w:r>
               <w:rPr>
@@ -354,51 +399,7 @@
                 <w:sz w:val="28"/>
               </w:rPr>
               <w:br/>
-              <w:t>性別：男　　出生日期：</w:t>
-            </w:r>
-            <w:r>
-              <w:rPr>
-                <w:rFonts w:ascii="標楷體" w:eastAsia="標楷體"/>
-                <w:sz w:val="28"/>
-              </w:rPr>
-              <w:t>053/10/20</w:t>
-            </w:r>
-            <w:r>
-              <w:rPr>
-                <w:rFonts w:ascii="標楷體" w:eastAsia="標楷體" w:hint="eastAsia"/>
-                <w:sz w:val="28"/>
-              </w:rPr>
-              <w:t xml:space="preserve">　　病歷號碼：</w:t>
-            </w:r>
-            <w:r>
-              <w:rPr>
-                <w:rFonts w:ascii="標楷體" w:eastAsia="標楷體"/>
-                <w:sz w:val="28"/>
-              </w:rPr>
-              <w:t>0700369959</w:t>
-            </w:r>
-            <w:r>
-              <w:rPr>
-                <w:rFonts w:ascii="標楷體" w:eastAsia="標楷體" w:hint="eastAsia"/>
-                <w:sz w:val="28"/>
-              </w:rPr>
-              <w:br/>
-              <w:t>通信地址：</w:t>
-            </w:r>
-            <w:r>
-              <w:rPr>
-                <w:rFonts w:ascii="標楷體" w:eastAsia="標楷體" w:hint="eastAsia"/>
-                <w:sz w:val="28"/>
-              </w:rPr>
-              <w:t xml:space="preserve"> </w:t>
-            </w:r>
-            <w:r>
-              <w:rPr>
-                <w:rFonts w:ascii="標楷體" w:eastAsia="標楷體" w:hint="eastAsia"/>
-                <w:sz w:val="28"/>
-              </w:rPr>
-              <w:br/>
-              <w:t>聯絡電話：</w:t>
+              <w:t>聯絡電話：0960907752</w:t>
             </w:r>
           </w:p>
         </w:tc>
@@ -1537,7 +1538,28 @@
         <w:rFonts w:hint="eastAsia"/>
         <w:lang w:eastAsia="zh-TW"/>
       </w:rPr>
-      <w:t>受試者同意書版本編號：</w:t>
+      <w:t>版本：</w:t>
+    </w:r>
+    <w:r>
+      <w:rPr>
+        <w:rFonts w:hint="eastAsia"/>
+        <w:lang w:eastAsia="zh-TW"/>
+      </w:rPr>
+      <w:t>v1.0</w:t>
+    </w:r>
+    <w:r>
+      <w:rPr>
+        <w:rFonts w:hint="eastAsia"/>
+        <w:lang w:eastAsia="zh-TW"/>
+      </w:rPr>
+      <w:t xml:space="preserve">　日期：</w:t>
+    </w:r>
+    <w:r>
+      <w:rPr>
+        <w:rFonts w:hint="eastAsia"/>
+        <w:lang w:eastAsia="zh-TW"/>
+      </w:rPr>
+      <w:t>2026-06-02</w:t>
     </w:r>
     <w:r>
       <w:rPr>
@@ -3269,37 +3291,37 @@
       </w:pPr>
     </w:lvl>
   </w:abstractNum>
-  <w:num w:numId="1" w16cid:durableId="361904714">
+  <w:num w:numId="1" w16cid:durableId="552161846">
     <w:abstractNumId w:val="8"/>
   </w:num>
-  <w:num w:numId="2" w16cid:durableId="671690346">
+  <w:num w:numId="2" w16cid:durableId="944456650">
     <w:abstractNumId w:val="10"/>
   </w:num>
-  <w:num w:numId="3" w16cid:durableId="348340257">
+  <w:num w:numId="3" w16cid:durableId="1249735528">
     <w:abstractNumId w:val="4"/>
   </w:num>
-  <w:num w:numId="4" w16cid:durableId="798914095">
+  <w:num w:numId="4" w16cid:durableId="357202617">
     <w:abstractNumId w:val="9"/>
   </w:num>
-  <w:num w:numId="5" w16cid:durableId="392966853">
+  <w:num w:numId="5" w16cid:durableId="554663263">
     <w:abstractNumId w:val="5"/>
   </w:num>
-  <w:num w:numId="6" w16cid:durableId="47148071">
+  <w:num w:numId="6" w16cid:durableId="1466702616">
     <w:abstractNumId w:val="13"/>
   </w:num>
-  <w:num w:numId="7" w16cid:durableId="751044880">
+  <w:num w:numId="7" w16cid:durableId="504514102">
     <w:abstractNumId w:val="11"/>
   </w:num>
-  <w:num w:numId="8" w16cid:durableId="1682078318">
+  <w:num w:numId="8" w16cid:durableId="575550384">
     <w:abstractNumId w:val="0"/>
   </w:num>
-  <w:num w:numId="9" w16cid:durableId="1672676564">
+  <w:num w:numId="9" w16cid:durableId="2076925171">
     <w:abstractNumId w:val="7"/>
   </w:num>
-  <w:num w:numId="10" w16cid:durableId="603730653">
+  <w:num w:numId="10" w16cid:durableId="1101418539">
     <w:abstractNumId w:val="2"/>
   </w:num>
-  <w:num w:numId="11" w16cid:durableId="333918780">
+  <w:num w:numId="11" w16cid:durableId="1444568549">
     <w:abstractNumId w:val="6"/>
     <w:lvlOverride w:ilvl="0">
       <w:startOverride w:val="1"/>
@@ -3329,13 +3351,13 @@
       <w:startOverride w:val="1"/>
     </w:lvlOverride>
   </w:num>
-  <w:num w:numId="12" w16cid:durableId="1711109949">
+  <w:num w:numId="12" w16cid:durableId="1039286407">
     <w:abstractNumId w:val="1"/>
   </w:num>
-  <w:num w:numId="13" w16cid:durableId="1892035767">
+  <w:num w:numId="13" w16cid:durableId="1413430817">
     <w:abstractNumId w:val="3"/>
   </w:num>
-  <w:num w:numId="14" w16cid:durableId="910850659">
+  <w:num w:numId="14" w16cid:durableId="332034463">
     <w:abstractNumId w:val="12"/>
   </w:num>
 </w:numbering>
@@ -3746,6 +3768,7 @@
   <w:style w:type="character" w:default="1" w:styleId="a0">
     <w:name w:val="Default Paragraph Font"/>
     <w:uiPriority w:val="1"/>
+    <w:semiHidden/>
     <w:unhideWhenUsed/>
   </w:style>
   <w:style w:type="table" w:default="1" w:styleId="a1">
@@ -4246,7 +4269,7 @@
 </file>
 
 <file path=customXml/itemProps1.xml><?xml version="1.0" encoding="utf-8"?>
-<ds:datastoreItem xmlns:ds="http://schemas.openxmlformats.org/officeDocument/2006/customXml" ds:itemID="{8E29E9BB-927E-4E2A-AD35-C2828ED501F2}">
+<ds:datastoreItem xmlns:ds="http://schemas.openxmlformats.org/officeDocument/2006/customXml" ds:itemID="{DAAAD99E-07A5-44C7-A94E-245A547150F6}">
   <ds:schemaRefs>
     <ds:schemaRef ds:uri="http://schemas.openxmlformats.org/officeDocument/2006/bibliography"/>
   </ds:schemaRefs>
